--- a/example_articles/countries/Israel/1.countries_Israel_New_York_Times.docx
+++ b/example_articles/countries/Israel/1.countries_Israel_New_York_Times.docx
@@ -27,17 +27,17 @@
     </w:p>
     <w:p>
       <w:r>
-        <w:t>Source File: NYT/50.DOCX</w:t>
+        <w:t>Source file: NYT/50.DOCX</w:t>
       </w:r>
     </w:p>
     <w:p>
       <w:r>
-        <w:t>Raw locations result: ['West Bank (village of Abadiya)', 'Jerusalem, Israel']</w:t>
+        <w:t>Raw locations result, 'locations': ['West Bank (village of Abadiya)', 'Jerusalem, Israel']</w:t>
       </w:r>
     </w:p>
     <w:p>
       <w:r>
-        <w:t>countries_stand_flat (Standardized): Israel</w:t>
+        <w:t>Standardized locations result, 'countries_stand_flat': Israel</w:t>
       </w:r>
     </w:p>
     <w:p>

--- a/example_articles/countries/Israel/1.countries_Israel_New_York_Times.docx
+++ b/example_articles/countries/Israel/1.countries_Israel_New_York_Times.docx
@@ -7,7 +7,7 @@
         <w:pStyle w:val="Heading1"/>
       </w:pPr>
       <w:r>
-        <w:t>Cigarette Makers Try To Brake a Slide</w:t>
+        <w:t>Seeking a Replica of the Second Temple</w:t>
       </w:r>
     </w:p>
     <w:p>
@@ -17,22 +17,22 @@
     </w:p>
     <w:p>
       <w:r>
-        <w:t>Date: 1990-10-08</w:t>
+        <w:t>Date: 1995-05-23</w:t>
       </w:r>
     </w:p>
     <w:p>
       <w:r>
-        <w:t>Section: Section D; Page 1, Column 4; Financial Desk</w:t>
+        <w:t>Section: Section C; ; Section C;  Page 1;  Column 1;  Science Desk ; Column 1;</w:t>
       </w:r>
     </w:p>
     <w:p>
       <w:r>
-        <w:t>Source file: NYT/50.DOCX</w:t>
+        <w:t>Source file: NYT/52.DOCX</w:t>
       </w:r>
     </w:p>
     <w:p>
       <w:r>
-        <w:t>Raw locations result, 'locations': ['West Bank (village of Abadiya)', 'Jerusalem, Israel']</w:t>
+        <w:t>Raw locations result, 'locations': ['Israel']</w:t>
       </w:r>
     </w:p>
     <w:p>
@@ -49,81 +49,65 @@
     </w:p>
     <w:p>
       <w:r>
-        <w:t>Here in tobacco country, the notion that Washington is almost certain to raise Federal taxes on cigarettes has some people smiling.</w:t>
+        <w:t>"THIS is where we found a wonderful thing," Dr. Yitzhak Magen said, almost bubbly as he picked up a trowel and dug into a small mound of ash. Within seconds, he had scooped up a handful of charred bones of yearling sheep and goats killed more than 2,100 years ago.</w:t>
         <w:br/>
-        <w:t>Among them are executives of the Brown &amp; Williamson Tobacco Corporation, the nation's third-largest cigarette maker and one of the leading sellers of discount brands like Viceroy, Raleigh and Richland. Smokers tend to buy more of these cheaper brands as the overall prices of cigarettes and other consumer items rise.</w:t>
+        <w:t>"We think that this is where they did their sacrifices," said Dr. Magen, the Israeli Government's chief archeologist for the West Bank. "We found thousands of bones here."</w:t>
         <w:br/>
-        <w:t>Brown &amp; Williamson is even betting that discount brands could so stimulate demand that they could help pull the cigarette industry out of its long sales decline.</w:t>
+        <w:t>He was standing by a pile of stones that he believes formed an altar of an ancient Samaritan temple built on this craggy mountaintop, venerated by the tiny Samaritan community that endures here just south of the Palestinian town of Nablus. Finding remnants from that temple is satisfying enough, Dr. Magen says. But the discovery may have added poignancy.</w:t>
         <w:br/>
-        <w:t xml:space="preserve"> </w:t>
+        <w:t>He is convinced, based on the writings of the first-century historian Flavius Josephus, that the structure here was a replica of the Second Temple of Jerusalem, the core of Jewish life from the time its construction was started in 520 B.C., until, after many remodelings, it was destroyed in A.D. 70.</w:t>
         <w:br/>
-        <w:t>A Tax Rise Likely</w:t>
+        <w:t>Before anyone conjures up Indiana Jones visions of a lost ark lying beneath Mount Gerizim's rocky soil, Dr. Magen points out that the temple and the city surrounding it were burned to the ground in 113 B.C. by the army of John Hyrcanus, leader of the Hasmonean rulers in Judea. But having found remains like the altar, he is certain that there is more, though there is not likely to be much more, he says. His goal is to find whatever else may be left under the ruins of the Church of Mary Theotokos, which was built on the site starting in A.D. 484.</w:t>
         <w:br/>
-        <w:t>The Federal excise tax on cigarettes is now 16 cents a pack. As part of a budget compromise that the House defeated on Friday, Congressional and White House negotiators had agreed to raise the tax by 4 cents next year and another 4 cents in 1993. It is not clear what will emerge from new budget negotiations, but a cigarette-tax increase remains highly likely, industry experts say.</w:t>
+        <w:t>"We believe that it was here, exactly, that the temple stood," he said, walking across the exposed pavement stones of the Byzantine church.</w:t>
         <w:br/>
-        <w:t>As the tobacco company most dependent on sales of discount brands, Brown &amp; Williamson, which is based in Louisville, has less to lose and possibly more to gain than its competitors.</w:t>
+        <w:t>Josephus wrote that the Samaritan temple was built in the late part of the fourth century B.C., although Dr. Magen suspects that work may actually have started dozens of years later. According to Josephus, there was a love story behind the construction.</w:t>
         <w:br/>
-        <w:t>The brands can cost as little as $1.10 a pack, compared with $2.35 or more for full-price cigarettes like Marlboros by Philip Morris Inc., in highly taxed states like New York. The industry refers to the lower-price brands as generic cigarettes because they were sold in black-and-white packages with no-name labels when the Liggett Group first popularized them in in the early 1980's.</w:t>
+        <w:t>Manasseh, a Jewish high priest in Jerusalem, went against his people's traditions by marrying Nikaso, who was a Samaritan and, as such, a member of a sect that had many customs similar to those of Judaism but that was a bitter rival of the Jews for centuries. Essentially, temple elders gave Manasseh two choices: give up his wife or leave the temple. He chose her. But Nikaso's father, Sanballat, who was a Samaritan leader, promised to ease the pain of that decision. He built a temple on Mount Gerizim modeled on the one in Jerusalem, Josephus said, with Manasseh installed as chief priest.</w:t>
         <w:br/>
-        <w:t xml:space="preserve"> </w:t>
+        <w:t>Dr. Magen and his research teams have been excavating the 2,850-foot peak since 1983, but it is only in the last few years that outer precincts of the temple have emerged.</w:t>
         <w:br/>
-        <w:t>'Branded' Generics</w:t>
+        <w:t>One find was the altar, made of uncarved stone as specified in the Pentateuch, the first five books of the Old Testament. The Samaritans rigorously follow the Pentateuch while rejecting the later prophets and the oral traditions that form the basis of Jewish rabbinical law. The altar is near a stone entrance that Dr. Magen says formed the temple's northern gate, more than 65 feet wide.</w:t>
         <w:br/>
-        <w:t>But it did not take long for cigarette makers to realize they could increase sales by marketing ''branded'' generics. Now, about 61.5 percent of generic cigarettes are not generic at all.</w:t>
+        <w:t>"If it is that big," he said, "you can imagine the size of the temple enclosure."</w:t>
         <w:br/>
-        <w:t>About one out of six packs of all cigarettes now sold is a low-price brand. Even before the proposed rise in cigarette taxes, analysts were saying that discounts could account for one in four packs in a few years.</w:t>
+        <w:t>His crew, made up of several dozen Palestinians from nearby Nablus, has unearthed what seem to be other gates facing east and west. On the eastern end of the dig, the workers found a series of walls, one atop another -- Byzantine era above Hellenistic era above a long stretch of stone running perhaps 450 feet that Dr. Magen believes may have been the temple wall.</w:t>
         <w:br/>
-        <w:t>Makers of higher-priced cigarettes often say that consumers get what they pay for in low-cost brands. But the costs for tobacco, paper and other raw materials in all cigarettes are modest compared to the enormous profit. Even after deep discounting, for example, cigarette companies can earn 42 cents in gross profit for a pack, compared with 66 cents a pack for the full-price brands, according to Marc I. Cohen, an analyst with Sanford C. Bernstein &amp; Company.</w:t>
+        <w:t>To the west is a staircase of seven stone steps that seem to lead to the temple compound. To the south, west and north, archeologists have uncovered the ruins of 20 stone houses, a small part of an ancient city of some 10,000 inhabitants spread across more than 100 acres. It is believed, Dr. Magen said, that priests and other temple workers lived there, "close to the temple itself just as their Jewish counterparts did in the Second Temple area."</w:t>
         <w:br/>
-        <w:t xml:space="preserve"> </w:t>
+        <w:t>Three-foot piles of ash found by the diggers attest to the destruction inflicted by John Hyrcanus's forces. But enough of the houses remain to make it clear that they had two floors, and each had its own bathroom, with stone tubs still intact in some. Only a few hundred yards away, within easy sight of these ancient living quarters, are the squat concrete houses of modern Samaritans, a faded community of fewer than 600 people who live both on the lower reaches of Mount Gerizim and in Holon, a working-class suburb of Tel Aviv.</w:t>
         <w:br/>
-        <w:t>A Rise in Market Share</w:t>
+        <w:t>One bit of good fortune that has surfaced in recent months is a stone fragment from the second or third century B.C. that was inscribed with the Ten Commandments. It was written in the Samaritan script, which is similar to an ancient form of Hebrew known as Paleo-Hebrew.</w:t>
         <w:br/>
-        <w:t>Selling cheap American cigarettes has helped Brown &amp; Williamson's business substantially. Besides Philip Morris and tiny Liggett, it is the only large cigarette company to have increased its market share, according to John C. Maxwell Jr., an analyst with Wheat First Securities. In the 12 months ended June 30, Brown &amp; Williamson's share rose to 11.2 percent from 10.2 percent, a substantial performance in a declining market.</w:t>
+        <w:t>Other fragmentary inscriptions found on the site contain the word cohen, or priest; its plural form, cohanim; the name Pinhas, which might refer to a Samaritan priest; and equivalents to the letters Y H V H -- the abbreviation for Jehovah, God's name, which Jews are forbidden to pronounce.</w:t>
         <w:br/>
-        <w:t>Brown &amp; Williamson's success is built on turning moribund full-price brands like Viceroy and Raleigh into discount lines, and on introducing new discount brands like Richland.</w:t>
+        <w:t>Taken together, the finds make Dr. Magen certain that he is on the right track to the heart of the Samaritan temple itself, just below the Mary Theotokos church. Thus far, excavations have been confined largely to the edges of the church, a broad open-air compound measuring 235 feet by 200 feet that itself was mostly covered until the Israeli archeologist began his work.</w:t>
         <w:br/>
-        <w:t>Brown &amp; Williamson is a unit of the London-based B.A.T Industries, one of the world's largest conglomerates, and the world's second-largest tobacco company, after Philip Morris. The cigarette subsidiary posted a 1989 profit of about $587 million, up 25 percent, on a 19 percent rise in revenue to about $5.2 billion. Much of Brown &amp; Williamson's profit and revenue came from the United States.</w:t>
+        <w:t>"Centuries after the temple was burned by Hyrcanus and they were banished, the Samaritans came back," he explained. "This was after the Roman era and before the Byzantine period starting in the fourth century. When they came back, they built synagogues and other buildings, and we want to isolate all that before going to the temple area itself."</w:t>
         <w:br/>
-        <w:t>Cigarette makers and securities analysts say Brown &amp; Williamson's success is no isolated case. The best-selling, indeed the only, new products in the last two years have been discount cigarettes. They have had uninterrupted growth for the last eight years as the price of cigarettes in general has risen steeply.</w:t>
+        <w:t>"It's like a puzzle, and you have to put the pieces together," he said. "It takes a lot of luck."</w:t>
         <w:br/>
-        <w:t>Even so, some researchers suggest that steep tax increases will further reduce smoking, as people faced with the higher prices either quit or do not start. Industry experts respond that most of those studies were done four or five years ago, when discount cigarettes were not widely available. Today, generic cigarettes account for more than four billion packs a year, or about 16 percent of the market.</w:t>
+        <w:t>Dr. Magen, who works for the Civil Administration, which despite its name is the Israeli military government for the West Bank, hopes to begin probing beneath the stone church floor within a few months.</w:t>
         <w:br/>
-        <w:t xml:space="preserve"> </w:t>
+        <w:t>Inevitably, the tantalizing question is whether he will find clues to what the Second Jewish Temple in Jerusalem looked like.</w:t>
         <w:br/>
-        <w:t>Targeted Populations</w:t>
+        <w:t>The First Temple, begun in 960 B.C. under King Solomon, was destroyed by the Babylonians in 586 B.C. It was only after the return of the Jews from Babylonian exile in 538 B.C. that work on the Second Temple began.</w:t>
         <w:br/>
-        <w:t>Although only 29.1 percent of adults in 1987 smoked, down from 40.4 percent in 1965, it is far from clear whether smoking is on the road to extinction.</w:t>
+        <w:t>Ancient writings describe it as more modest than the original, but there was no clear description of its construction or layout, as there was for Solomon's temple in the First Book of Kings. Nonetheless, references to it in the Books of Ezra and Nehemiah and in post-biblical commentaries suggest that there were two courtyards with chambers, gates and a public square. In the late first century B.C., after the Samaritan copy was destroyed, King Herod I of Judea built a far more splendid structure on the original site, at the same time expanding the boundaries of the Temple Mount on which the edifice sat. What remains of all that is only a section of the western supporting wall of the Temple Mount, commonly known as the Wailing Wall, or Western Wall, for many Judaism's holiest site.</w:t>
         <w:br/>
-        <w:t>In fact, tobacco companies are looking for the industry to pull out of its sales decline, perhaps as soon as the mid-1990's. The availability of discount cigarettes will help. But more important, further population growth in the groups likely to want discount cigarettes will help even more. These groups include retired people on fixed incomes, the poor and working class in general, and, in particular, poor members of minority groups between 15 and 24 years old, when many people begin smoking.</w:t>
+        <w:t>Despite the sketchiness of details, there have been attempts by artists over the years to show how the early Second Temple might have looked.</w:t>
         <w:br/>
-        <w:t>The general population trend is that there are fewer and fewer young people to start smoking, but the Census Bureau projections say that minority groups will be an exception. The number of blacks age 15 to 24 will rise to 5.5 million in 1995 from 5.4 million in 1990. Similarly, the number of Hispanics in the same age group will rise to 3.8 million from 3.7 million. The trends are expected to continue into the next century.</w:t>
+        <w:t>Is there a chance that Dr. Magen will find solid confirming evidence beneath the church on Mount Gerizim? Probably not, he says, given the destruction in the second century B.C.</w:t>
         <w:br/>
-        <w:t xml:space="preserve"> </w:t>
+        <w:t>But he says he will try anyway. He also recognizes that he may be in a race against time.</w:t>
         <w:br/>
-        <w:t>A Boon to the Industry</w:t>
+        <w:t>Israel and the Palestine Liberation Organization are negotiating an expansion of the fledgling Palestinian self-rule beyond its present confines of the Gaza Strip and the small West Bank district of Jericho. Nothing is settled yet. But in coming months it is possible that Nablus, with other parts of the West Bank, will fall under Palestinian authority. And if arrangements for the last year in Gaza and Jericho are a guide, it means that responsibility for archeological works will also come under Palestinian control.</w:t>
         <w:br/>
-        <w:t>Some anti-smoking activists reluctantly agree that discount cigarettes will be a boon to the industry. ''It's the wave of the future,'' said Phillip Wilbur, a director of the Advocacy Institute, a public policy and health advocacy group.</w:t>
+        <w:t>It is always possible that the Palestinians will continue the excavations here, but that seems highly unlikely considering both the expense and the displeasure that the Samaritan community has already expressed about the digging on their sacred mountain. Besides, Palestinian officials have shown scant interest in any finds that show Jewish roots in territories they consider their own.</w:t>
         <w:br/>
-        <w:t>Raymond J. Pritchard, chairman and chief executive of Brown &amp; Williamson, said, ''You don't need to be a genius to see growth in generics if the excise tax goes up.''</w:t>
+        <w:t>So could politics indeed outpace archeology? Dr. Magen says he will let others worry about it.</w:t>
         <w:br/>
-        <w:t>''One would expect with more people unemployed and with less disposable income,'' Mr. Pritchard continued, ''one would see people shopping for more discount brands than when everyone is flush with money.''</w:t>
-        <w:br/>
-        <w:t xml:space="preserve"> </w:t>
-        <w:br/>
-        <w:t>Discreet Enticements</w:t>
-        <w:br/>
-        <w:t>Like other companies, Brown &amp; Williamson does not heavily advertise its discount line. Instead it spends much of its marketing budget on cents-off coupons, ''buy one get one free'' promotions, and even on trading stamps to be saved and exchanged for free or discount-priced merchandise.</w:t>
-        <w:br/>
-        <w:t>Last year, close to 40 percent of the 58.5 billion cigarettes Brown &amp; Williamson sold were discount brands. By contrast, discount brands were only 11 percent of Philip Morris's sales and 21 percent of RJR Nabisco's, although these larger companies sold a greater number of discount cigarettes over all.</w:t>
-        <w:br/>
-        <w:t>In August, Brown &amp; Williamson won on appeal a lawsuit filed by Liggett, the smallest of the nation's six cigarette makers and one that is intent on diversifying out of tobacco. Liggett accused Brown &amp; Williamson of engaging in ''predatory pricing'' by undercutting its prices on generic cigarettes, a field that Liggett helped pioneer, especially with its Pyramid cigarettes. The victory reversed a $149 million damage claim against Brown &amp; Williamson, and analysts now project even greater price competition among makers of discount cigarettes.</w:t>
-        <w:br/>
-        <w:t>For Brown &amp; Williamson, branded generics like Richland have helped lift sales 12 percent, to more than six million cigarettes in the first half of this year.</w:t>
-        <w:br/>
-        <w:t>The strategy has also helped its old brands, such as Viceroy, introduced in 1936. Once an also-ran, Viceroy jumped from 24th in sales in 1988 to 16th in 1989 on the basis of a price cut.</w:t>
-        <w:br/>
-        <w:t>Earlier this summer, Brown &amp; Willamson cut prices on a version of its Raleigh brand, first introduced in 1928.</w:t>
+        <w:t>"We have an expression in Yiddish -- Kullu b'id Allah," he said. It was a small joke. He was speaking in Arabic: Everything is in God's hands.</w:t>
         <w:br/>
         <w:br/>
         <w:t>Graphic</w:t>
@@ -131,7 +115,33 @@
         <w:br/>
         <w:t xml:space="preserve"> </w:t>
         <w:br/>
-        <w:t>Photo: ''You don't need to be a genius to see growth in generics if the excise tax goes up,'' said Raymond J. Pritchard, chairman and chief executive of Brown &amp; Williamson, the nation's third-largest cigarette maker. (Keith Williams for The New York Times); Graph: Brown &amp; Williamson's 1989 cigarette sales (Source: Maxwell Consumer Report)</w:t>
+        <w:t>Photo: Dr. Yitzhak Magen standing by ancient ruins of what he believes was a replica of the Second Temple. (Rina Castelnuovo for The New York Times)</w:t>
+        <w:br/>
+        <w:t xml:space="preserve"> </w:t>
+        <w:br/>
+        <w:t>Diagram: "Echoes of Jerusalem's Second Temple"</w:t>
+        <w:br/>
+        <w:t xml:space="preserve"> The Second Temple of Jerusalem, as it was rebuilt by the Israelites after their return from captivity in Babylon in 583 B.C., is the large edifice shown above, its details obilerated under later renovations. Now archeologists believe they have found the outlines of an exact Samaritan copy, built in the late fourth century B.C., under a medieval church atop Mount Gerizim, near Habus.</w:t>
+        <w:br/>
+        <w:t xml:space="preserve"> </w:t>
+        <w:br/>
+        <w:t>Solomon's Temple, or the First Temple, begun in 960 B.C., is only a scriptural memory.</w:t>
+        <w:br/>
+        <w:t xml:space="preserve"> </w:t>
+        <w:br/>
+        <w:t>Herod's Temple, the most extensive rebuilding of the Second Temple and environs, was destroyed by the Romans in A.D. 70.</w:t>
+        <w:br/>
+        <w:t xml:space="preserve"> </w:t>
+        <w:br/>
+        <w:t>The general plan of the Temple Mount at the time of the Second Temple and the subsequent extensions are sketched based on research by modern archeologists. The new excavations in the Israeli-Occupied West Bank could help fill in some of the blanks.</w:t>
+        <w:br/>
+        <w:t xml:space="preserve"> </w:t>
+        <w:br/>
+        <w:t>(Source: Dr. Leon Rittmeyer) (pg. C10)</w:t>
+        <w:br/>
+        <w:t xml:space="preserve"> </w:t>
+        <w:br/>
+        <w:t>Map of Israel showing location of Mount Gerizim. (pg. C10)</w:t>
       </w:r>
     </w:p>
     <w:sectPr>

--- a/example_articles/countries/Israel/1.countries_Israel_New_York_Times.docx
+++ b/example_articles/countries/Israel/1.countries_Israel_New_York_Times.docx
@@ -7,7 +7,7 @@
         <w:pStyle w:val="Heading1"/>
       </w:pPr>
       <w:r>
-        <w:t>Seeking a Replica of the Second Temple</w:t>
+        <w:t>High-Tech Industry in Israel Goes from Bust to Boom</w:t>
       </w:r>
     </w:p>
     <w:p>
@@ -17,17 +17,17 @@
     </w:p>
     <w:p>
       <w:r>
-        <w:t>Date: 1995-05-23</w:t>
+        <w:t>Date: 2005-12-26</w:t>
       </w:r>
     </w:p>
     <w:p>
       <w:r>
-        <w:t>Section: Section C; ; Section C;  Page 1;  Column 1;  Science Desk ; Column 1;</w:t>
+        <w:t>Section: Section C; Column 3; Business/Financial Desk; Pg. 3</w:t>
       </w:r>
     </w:p>
     <w:p>
       <w:r>
-        <w:t>Source file: NYT/52.DOCX</w:t>
+        <w:t>Source file: NYT/40.DOCX</w:t>
       </w:r>
     </w:p>
     <w:p>
@@ -49,65 +49,59 @@
     </w:p>
     <w:p>
       <w:r>
-        <w:t>"THIS is where we found a wonderful thing," Dr. Yitzhak Magen said, almost bubbly as he picked up a trowel and dug into a small mound of ash. Within seconds, he had scooped up a handful of charred bones of yearling sheep and goats killed more than 2,100 years ago.</w:t>
+        <w:t>Israel's high-tech sector is having its best year since the dot-com implosion in 2000, and the evidence includes this working-class town, where bulldozers are rapidly clearing acres of land for a huge, state-of-the-art chip-making plant.</w:t>
         <w:br/>
-        <w:t>"We think that this is where they did their sacrifices," said Dr. Magen, the Israeli Government's chief archeologist for the West Bank. "We found thousands of bones here."</w:t>
+        <w:t xml:space="preserve">  The Intel Corporation, the world's largest chip maker, announced this month that it would invest $3.5 billion to build a new plant, adjacent to an existing one that makes Pentium 4 chips, at an industrial park in this town in southern Israel, which has long struggled economically despite the money poured into it.</w:t>
         <w:br/>
-        <w:t>He was standing by a pile of stones that he believes formed an altar of an ancient Samaritan temple built on this craggy mountaintop, venerated by the tiny Samaritan community that endures here just south of the Palestinian town of Nablus. Finding remnants from that temple is satisfying enough, Dr. Magen says. But the discovery may have added poignancy.</w:t>
+        <w:t>Intel already has six design and production facilities scattered across Israel and more than 6,000 workers, making it one of the country's largest private employers. It will be adding at least 2,000 jobs at the new plant, which will produce 12-inch chip wafers, the company says.</w:t>
         <w:br/>
-        <w:t>He is convinced, based on the writings of the first-century historian Flavius Josephus, that the structure here was a replica of the Second Temple of Jerusalem, the core of Jewish life from the time its construction was started in 520 B.C., until, after many remodelings, it was destroyed in A.D. 70.</w:t>
+        <w:t xml:space="preserve">  ''Intel has a long history of high-tech manufacturing in Israel, and this is a natural continuation of that,'' said Alex Kornhauser, the general manger of Intel's operations in Israel. ''When the manufacturing requires highly skilled people, we believe we have a competitive advantage here.''</w:t>
         <w:br/>
-        <w:t>Before anyone conjures up Indiana Jones visions of a lost ark lying beneath Mount Gerizim's rocky soil, Dr. Magen points out that the temple and the city surrounding it were burned to the ground in 113 B.C. by the army of John Hyrcanus, leader of the Hasmonean rulers in Judea. But having found remains like the altar, he is certain that there is more, though there is not likely to be much more, he says. His goal is to find whatever else may be left under the ruins of the Church of Mary Theotokos, which was built on the site starting in A.D. 484.</w:t>
+        <w:t xml:space="preserve">  The Intel project is a leading example of the overall resurgence of the high-tech sector, which generates more than $13 billion of annual exports, or about 40 percent of Israel's total exports, according to government figures.</w:t>
         <w:br/>
-        <w:t>"We believe that it was here, exactly, that the temple stood," he said, walking across the exposed pavement stones of the Byzantine church.</w:t>
+        <w:t xml:space="preserve">  From large manufacturers such as Intel to start-ups financed by venture capital firms in the Tel Aviv suburb of Herzliya, the industry appears to have largely recovered after taking a pounding five years ago. Israel now has more than 70 companies listed on the Nasdaq, more than any other country outside of the United States.</w:t>
         <w:br/>
-        <w:t>Josephus wrote that the Samaritan temple was built in the late part of the fourth century B.C., although Dr. Magen suspects that work may actually have started dozens of years later. According to Josephus, there was a love story behind the construction.</w:t>
+        <w:t xml:space="preserve">  With high-tech playing a significant role, Israel's economy is expected to grow about 5 percent this year, after growing around 4 percent last year. This follows three years of economic turbulence during which the country suffered one of its worst recessions.</w:t>
         <w:br/>
-        <w:t>Manasseh, a Jewish high priest in Jerusalem, went against his people's traditions by marrying Nikaso, who was a Samaritan and, as such, a member of a sect that had many customs similar to those of Judaism but that was a bitter rival of the Jews for centuries. Essentially, temple elders gave Manasseh two choices: give up his wife or leave the temple. He chose her. But Nikaso's father, Sanballat, who was a Samaritan leader, promised to ease the pain of that decision. He built a temple on Mount Gerizim modeled on the one in Jerusalem, Josephus said, with Manasseh installed as chief priest.</w:t>
+        <w:t xml:space="preserve">  Throughout the 1990's, the technology industry modernized and reshaped an economy with socialist roots and many large, state-run companies. The sector established a reputation for producing innovative start-up firms that are often incorporated in the United States. But in 2000, Israel was hit not only by the dot-com collapse, but also by the Palestinian uprising, which drove away foreign players who had been crucial to high-tech development here.</w:t>
         <w:br/>
-        <w:t>Dr. Magen and his research teams have been excavating the 2,850-foot peak since 1983, but it is only in the last few years that outer precincts of the temple have emerged.</w:t>
+        <w:t xml:space="preserve">  ''Before the crash, money was just flowing here, madly,'' said Joseph Morgenstern, a business consultant who has published The Israel High-Tech and Investment Report for 21 years. ''Venture capitalists were investing in start-ups that had no chance of showing black on their balance sheets. A lot of people lost money and jobs.''</w:t>
         <w:br/>
-        <w:t>One find was the altar, made of uncarved stone as specified in the Pentateuch, the first five books of the Old Testament. The Samaritans rigorously follow the Pentateuch while rejecting the later prophets and the oral traditions that form the basis of Jewish rabbinical law. The altar is near a stone entrance that Dr. Magen says formed the temple's northern gate, more than 65 feet wide.</w:t>
+        <w:t xml:space="preserve">  The number of high-technology workers in Israel peaked at more than 66,000 in the year 2000, then fell to around 53,000 in the years 2001-2003, and has rebounded to reach 61,000 this year, according to the government's Central Bureau of Statistics.</w:t>
         <w:br/>
-        <w:t>"If it is that big," he said, "you can imagine the size of the temple enclosure."</w:t>
+        <w:t xml:space="preserve">  For several years, Israeli venture capital firms did not even hold their annual meetings here because so few foreigners were willing to attend, said Yossi Sela, a managing partner at Gemini Israel Funds, a leading venture capital firm.</w:t>
         <w:br/>
-        <w:t>His crew, made up of several dozen Palestinians from nearby Nablus, has unearthed what seem to be other gates facing east and west. On the eastern end of the dig, the workers found a series of walls, one atop another -- Byzantine era above Hellenistic era above a long stretch of stone running perhaps 450 feet that Dr. Magen believes may have been the temple wall.</w:t>
+        <w:t xml:space="preserve">  ''Things have changed dramatically in the past couple years,'' said Mr. Sela. ''Investors are again flocking to this country.''</w:t>
         <w:br/>
-        <w:t>To the west is a staircase of seven stone steps that seem to lead to the temple compound. To the south, west and north, archeologists have uncovered the ruins of 20 stone houses, a small part of an ancient city of some 10,000 inhabitants spread across more than 100 acres. It is believed, Dr. Magen said, that priests and other temple workers lived there, "close to the temple itself just as their Jewish counterparts did in the Second Temple area."</w:t>
+        <w:t xml:space="preserve">  Pointing to a recent success, he cited Saifun Semiconductors, which makes flash memory systems used in digital cameras, mobile phones and other consumer electronics. In 1998, Mr. Sela's firm began investing in Saifun in its early stages. Last month, the company was listed on Nasdaq and raised $121 million in its initial public offering.</w:t>
         <w:br/>
-        <w:t>Three-foot piles of ash found by the diggers attest to the destruction inflicted by John Hyrcanus's forces. But enough of the houses remain to make it clear that they had two floors, and each had its own bathroom, with stone tubs still intact in some. Only a few hundred yards away, within easy sight of these ancient living quarters, are the squat concrete houses of modern Samaritans, a faded community of fewer than 600 people who live both on the lower reaches of Mount Gerizim and in Holon, a working-class suburb of Tel Aviv.</w:t>
+        <w:t xml:space="preserve">  Israelis point to several factors in the nation's high-tech success.</w:t>
         <w:br/>
-        <w:t>One bit of good fortune that has surfaced in recent months is a stone fragment from the second or third century B.C. that was inscribed with the Ten Commandments. It was written in the Samaritan script, which is similar to an ancient form of Hebrew known as Paleo-Hebrew.</w:t>
+        <w:t xml:space="preserve">  Israel's military has been a leader in adopting new technology, and it works closely with civilian companies. One example is Elbit Systems, which makes night-vision equipment and has customers that include the United States military.</w:t>
         <w:br/>
-        <w:t>Other fragmentary inscriptions found on the site contain the word cohen, or priest; its plural form, cohanim; the name Pinhas, which might refer to a Samaritan priest; and equivalents to the letters Y H V H -- the abbreviation for Jehovah, God's name, which Jews are forbidden to pronounce.</w:t>
+        <w:t xml:space="preserve">  Also, Israeli men and women are required to perform military service after high school. Many gain experience in a variety of high-tech systems, which leads directly to future careers.</w:t>
         <w:br/>
-        <w:t>Taken together, the finds make Dr. Magen certain that he is on the right track to the heart of the Samaritan temple itself, just below the Mary Theotokos church. Thus far, excavations have been confined largely to the edges of the church, a broad open-air compound measuring 235 feet by 200 feet that itself was mostly covered until the Israeli archeologist began his work.</w:t>
+        <w:t xml:space="preserve">  And Israel's close ties with the United States have made it a natural choice for young companies searching for investors, stock listings and marketing guidance.</w:t>
         <w:br/>
-        <w:t>"Centuries after the temple was burned by Hyrcanus and they were banished, the Samaritans came back," he explained. "This was after the Roman era and before the Byzantine period starting in the fourth century. When they came back, they built synagogues and other buildings, and we want to isolate all that before going to the temple area itself."</w:t>
+        <w:t xml:space="preserve">  The Israeli government, meanwhile, has sought to tap the high-tech sector to develop isolated areas such as Kiryat Gat.</w:t>
         <w:br/>
-        <w:t>"It's like a puzzle, and you have to put the pieces together," he said. "It takes a lot of luck."</w:t>
+        <w:t xml:space="preserve">  Kiryat Gat is a development town, one of many established by the government over the years with the intention of directing immigrants to more sparsely populated areas. Such towns have usually fared poorly.</w:t>
         <w:br/>
-        <w:t>Dr. Magen, who works for the Civil Administration, which despite its name is the Israeli military government for the West Bank, hopes to begin probing beneath the stone church floor within a few months.</w:t>
+        <w:t xml:space="preserve">  The Israeli government provided substantial subsidies for Intel to build its first plant here, which opened in 1999. This time, the government's benefits package is even larger, with incentives totaling $525 million.</w:t>
         <w:br/>
-        <w:t>Inevitably, the tantalizing question is whether he will find clues to what the Second Jewish Temple in Jerusalem looked like.</w:t>
+        <w:t xml:space="preserve">  Kiryat Gat lacks enough engineers, technicians and other skilled workers to meet Intel's needs. Fewer than half of the more than 3,000 workers at the existing plant live in the town, according to Mr. Kornhauser. He is among those who commute an hour each way to homes in Jerusalem.</w:t>
         <w:br/>
-        <w:t>The First Temple, begun in 960 B.C. under King Solomon, was destroyed by the Babylonians in 586 B.C. It was only after the return of the Jews from Babylonian exile in 538 B.C. that work on the Second Temple began.</w:t>
+        <w:t xml:space="preserve">  But the company has been able to recruit from the cities where the high-tech industry is clustered, including Tel Aviv, Jerusalem and Haifa.</w:t>
         <w:br/>
-        <w:t>Ancient writings describe it as more modest than the original, but there was no clear description of its construction or layout, as there was for Solomon's temple in the First Book of Kings. Nonetheless, references to it in the Books of Ezra and Nehemiah and in post-biblical commentaries suggest that there were two courtyards with chambers, gates and a public square. In the late first century B.C., after the Samaritan copy was destroyed, King Herod I of Judea built a far more splendid structure on the original site, at the same time expanding the boundaries of the Temple Mount on which the edifice sat. What remains of all that is only a section of the western supporting wall of the Temple Mount, commonly known as the Wailing Wall, or Western Wall, for many Judaism's holiest site.</w:t>
+        <w:t xml:space="preserve">  While most Intel factories are in the United States, Intel's chief executive, Paul S. Otellini, said earlier this year that federal corporate taxes had led the company to consider new plants in countries with lower tax burdens.</w:t>
         <w:br/>
-        <w:t>Despite the sketchiness of details, there have been attempts by artists over the years to show how the early Second Temple might have looked.</w:t>
+        <w:t xml:space="preserve">  Israel has long been regarded as a high-tax country, but the Israeli government offered Intel a 10 percent tax rate, compared with 35 percent in the United States, Mr. Otellini said.</w:t>
         <w:br/>
-        <w:t>Is there a chance that Dr. Magen will find solid confirming evidence beneath the church on Mount Gerizim? Probably not, he says, given the destruction in the second century B.C.</w:t>
+        <w:t xml:space="preserve">  ''The benefit package put forth by the Israeli government was part of the equation,'' said Mr. Kornhauser. ''This is a good investment for Intel and for the state of Israel.''</w:t>
         <w:br/>
-        <w:t>But he says he will try anyway. He also recognizes that he may be in a race against time.</w:t>
         <w:br/>
-        <w:t>Israel and the Palestine Liberation Organization are negotiating an expansion of the fledgling Palestinian self-rule beyond its present confines of the Gaza Strip and the small West Bank district of Jericho. Nothing is settled yet. But in coming months it is possible that Nablus, with other parts of the West Bank, will fall under Palestinian authority. And if arrangements for the last year in Gaza and Jericho are a guide, it means that responsibility for archeological works will also come under Palestinian control.</w:t>
         <w:br/>
-        <w:t>It is always possible that the Palestinians will continue the excavations here, but that seems highly unlikely considering both the expense and the displeasure that the Samaritan community has already expressed about the digging on their sacred mountain. Besides, Palestinian officials have shown scant interest in any finds that show Jewish roots in territories they consider their own.</w:t>
-        <w:br/>
-        <w:t>So could politics indeed outpace archeology? Dr. Magen says he will let others worry about it.</w:t>
-        <w:br/>
-        <w:t>"We have an expression in Yiddish -- Kullu b'id Allah," he said. It was a small joke. He was speaking in Arabic: Everything is in God's hands.</w:t>
+        <w:t>http://www.nytimes.com</w:t>
         <w:br/>
         <w:br/>
         <w:t>Graphic</w:t>
@@ -115,33 +109,7 @@
         <w:br/>
         <w:t xml:space="preserve"> </w:t>
         <w:br/>
-        <w:t>Photo: Dr. Yitzhak Magen standing by ancient ruins of what he believes was a replica of the Second Temple. (Rina Castelnuovo for The New York Times)</w:t>
-        <w:br/>
-        <w:t xml:space="preserve"> </w:t>
-        <w:br/>
-        <w:t>Diagram: "Echoes of Jerusalem's Second Temple"</w:t>
-        <w:br/>
-        <w:t xml:space="preserve"> The Second Temple of Jerusalem, as it was rebuilt by the Israelites after their return from captivity in Babylon in 583 B.C., is the large edifice shown above, its details obilerated under later renovations. Now archeologists believe they have found the outlines of an exact Samaritan copy, built in the late fourth century B.C., under a medieval church atop Mount Gerizim, near Habus.</w:t>
-        <w:br/>
-        <w:t xml:space="preserve"> </w:t>
-        <w:br/>
-        <w:t>Solomon's Temple, or the First Temple, begun in 960 B.C., is only a scriptural memory.</w:t>
-        <w:br/>
-        <w:t xml:space="preserve"> </w:t>
-        <w:br/>
-        <w:t>Herod's Temple, the most extensive rebuilding of the Second Temple and environs, was destroyed by the Romans in A.D. 70.</w:t>
-        <w:br/>
-        <w:t xml:space="preserve"> </w:t>
-        <w:br/>
-        <w:t>The general plan of the Temple Mount at the time of the Second Temple and the subsequent extensions are sketched based on research by modern archeologists. The new excavations in the Israeli-Occupied West Bank could help fill in some of the blanks.</w:t>
-        <w:br/>
-        <w:t xml:space="preserve"> </w:t>
-        <w:br/>
-        <w:t>(Source: Dr. Leon Rittmeyer) (pg. C10)</w:t>
-        <w:br/>
-        <w:t xml:space="preserve"> </w:t>
-        <w:br/>
-        <w:t>Map of Israel showing location of Mount Gerizim. (pg. C10)</w:t>
+        <w:t>Photo: Israel's prime minister, Ariel Sharon, right, visiting an Intel factory in Kiryat Gat in August. The company has announced that it plans to spend $3.5 billion to build a new state-of-the-art chip-making plant there. (Pool photograph by Yoav Lemmer)</w:t>
       </w:r>
     </w:p>
     <w:sectPr>
